--- a/Memoria.docx
+++ b/Memoria.docx
@@ -153,7 +153,13 @@
         <w:jc w:val="both"/>
       </w:pPr>
       <w:r>
-        <w:t>El objetivo de este proyecto es relacionar la popularidad real de los lenguajes de programación con la demanda laboral actual y su uso real. Además, también tenemos como objetivo estudiar más a fondo el mercado laboral español para ver en que ciudades hay más ofertas de trabajo y que empresas son las que ofrecen más puestos</w:t>
+        <w:t>El objetivo de este proyecto es relacionar la popularidad real de los lenguajes de programación con la demanda laboral actual y su uso real. Además, también tenemos como objetivo estudiar más a fondo el mercado laboral español para ver en qu</w:t>
+      </w:r>
+      <w:r>
+        <w:t>é</w:t>
+      </w:r>
+      <w:r>
+        <w:t xml:space="preserve"> ciudades hay más ofertas de trabajo y que empresas son las que ofrecen más puestos</w:t>
       </w:r>
       <w:r>
         <w:t xml:space="preserve"> de trabajo.</w:t>
@@ -249,7 +255,16 @@
           <w:sz w:val="32"/>
           <w:szCs w:val="32"/>
         </w:rPr>
-        <w:t>implementación</w:t>
+        <w:t>I</w:t>
+      </w:r>
+      <w:r>
+        <w:rPr>
+          <w:b/>
+          <w:bCs/>
+          <w:sz w:val="32"/>
+          <w:szCs w:val="32"/>
+        </w:rPr>
+        <w:t>mplementación</w:t>
       </w:r>
     </w:p>
     <w:p>
@@ -308,13 +323,16 @@
       <w:r>
         <w:t>request</w:t>
       </w:r>
+      <w:r>
+        <w:t>s</w:t>
+      </w:r>
       <w:proofErr w:type="spellEnd"/>
       <w:r>
         <w:t xml:space="preserve"> y </w:t>
       </w:r>
       <w:proofErr w:type="spellStart"/>
       <w:r>
-        <w:t>BeautifoulSoup</w:t>
+        <w:t>BeautifulSoup</w:t>
       </w:r>
       <w:proofErr w:type="spellEnd"/>
       <w:r>
@@ -467,6 +485,9 @@
       <w:r>
         <w:t>request</w:t>
       </w:r>
+      <w:r>
+        <w:t>s</w:t>
+      </w:r>
       <w:proofErr w:type="spellEnd"/>
       <w:r>
         <w:t xml:space="preserve"> y hemos guardado los datos en un </w:t>
@@ -519,13 +540,23 @@
         <w:t>, la librería Pandas de Python. Posteriormente se han relacionado los datos en un fichero de análisis</w:t>
       </w:r>
       <w:r>
-        <w:t>. Además, también hemos utilizado la librería time para dejar tiempo entre peticiones y así no sobrecargar la web.</w:t>
-      </w:r>
-    </w:p>
-    <w:p>
-      <w:pPr>
-        <w:pStyle w:val="NormalWeb"/>
-        <w:ind w:left="567"/>
+        <w:t>. Además, también hemos utilizado la librería time para dejar tiempo entre peticiones y así no sobrecargar la web</w:t>
+      </w:r>
+      <w:r>
+        <w:t xml:space="preserve"> y la librería </w:t>
+      </w:r>
+      <w:proofErr w:type="spellStart"/>
+      <w:r>
+        <w:t>matplotlib</w:t>
+      </w:r>
+      <w:proofErr w:type="spellEnd"/>
+      <w:r>
+        <w:t xml:space="preserve"> para realizar los gráficos del análisis.</w:t>
+      </w:r>
+    </w:p>
+    <w:p>
+      <w:pPr>
+        <w:pStyle w:val="NormalWeb"/>
         <w:jc w:val="both"/>
       </w:pPr>
     </w:p>
@@ -600,27 +631,40 @@
         <w:jc w:val="both"/>
       </w:pPr>
       <w:r>
-        <w:t>Las ciudades con mayor numero de ofertas se concentran en grandes núcleos urbanos.</w:t>
-      </w:r>
-    </w:p>
-    <w:p>
-      <w:pPr>
-        <w:pStyle w:val="NormalWeb"/>
-        <w:jc w:val="both"/>
-      </w:pPr>
-    </w:p>
-    <w:p>
-      <w:pPr>
-        <w:pStyle w:val="NormalWeb"/>
-        <w:ind w:left="567"/>
-        <w:jc w:val="both"/>
-        <w:rPr>
-          <w:b/>
-          <w:bCs/>
-          <w:sz w:val="32"/>
-          <w:szCs w:val="32"/>
-        </w:rPr>
-      </w:pPr>
+        <w:t>Las ciudades con mayor n</w:t>
+      </w:r>
+      <w:r>
+        <w:t>ú</w:t>
+      </w:r>
+      <w:r>
+        <w:t>mero de ofertas se concentran en grandes núcleos urbanos.</w:t>
+      </w:r>
+    </w:p>
+    <w:p>
+      <w:pPr>
+        <w:pStyle w:val="NormalWeb"/>
+        <w:numPr>
+          <w:ilvl w:val="0"/>
+          <w:numId w:val="4"/>
+        </w:numPr>
+        <w:jc w:val="both"/>
+      </w:pPr>
+      <w:r>
+        <w:t>Las empresas con más ofertas se encuentran en la comunidad de Madrid y son empresas internacionales.</w:t>
+      </w:r>
+    </w:p>
+    <w:p>
+      <w:pPr>
+        <w:pStyle w:val="NormalWeb"/>
+        <w:numPr>
+          <w:ilvl w:val="0"/>
+          <w:numId w:val="4"/>
+        </w:numPr>
+        <w:jc w:val="both"/>
+      </w:pPr>
+      <w:r>
+        <w:t>Python es, sin duda, el rey de los lenguajes de programación.</w:t>
+      </w:r>
     </w:p>
     <w:sectPr>
       <w:pgSz w:w="11906" w:h="16838"/>
@@ -1656,7 +1700,6 @@
   <w:style w:type="character" w:default="1" w:styleId="Fuentedeprrafopredeter">
     <w:name w:val="Default Paragraph Font"/>
     <w:uiPriority w:val="1"/>
-    <w:semiHidden/>
     <w:unhideWhenUsed/>
   </w:style>
   <w:style w:type="table" w:default="1" w:styleId="Tablanormal">

--- a/Memoria.docx
+++ b/Memoria.docx
@@ -21,20 +21,8 @@
           <w:sz w:val="38"/>
           <w:szCs w:val="38"/>
         </w:rPr>
-        <w:t xml:space="preserve">Análisis del mercado laboral tecnológico mediante web </w:t>
-      </w:r>
-      <w:proofErr w:type="spellStart"/>
-      <w:r>
-        <w:rPr>
-          <w:rFonts w:ascii="Times New Roman" w:hAnsi="Times New Roman" w:cs="Times New Roman"/>
-          <w:b/>
-          <w:bCs/>
-          <w:sz w:val="38"/>
-          <w:szCs w:val="38"/>
-        </w:rPr>
-        <w:t>scraping</w:t>
-      </w:r>
-      <w:proofErr w:type="spellEnd"/>
+        <w:t>Análisis del mercado laboral tecnológico mediante web scraping</w:t>
+      </w:r>
     </w:p>
     <w:p>
       <w:pPr>
@@ -87,8 +75,16 @@
         <w:pStyle w:val="NormalWeb"/>
         <w:ind w:left="567"/>
         <w:jc w:val="both"/>
-      </w:pPr>
-      <w:r>
+        <w:rPr>
+          <w:sz w:val="22"/>
+          <w:szCs w:val="22"/>
+        </w:rPr>
+      </w:pPr>
+      <w:r>
+        <w:rPr>
+          <w:sz w:val="22"/>
+          <w:szCs w:val="22"/>
+        </w:rPr>
         <w:t xml:space="preserve">El sector tecnológico avanza constantemente. Cada año, aparecen nuevos lenguajes de programación y tecnologías. Esta rápida evolución puede causar confusión en estudiantes y profesionales del campo. No siempre es fácil identificar qué lenguajes son los más populares, cuáles tienen más demanda laboral en España y cuáles se usan realmente en proyectos tecnológicos. </w:t>
       </w:r>
     </w:p>
@@ -97,21 +93,17 @@
         <w:pStyle w:val="NormalWeb"/>
         <w:ind w:left="567"/>
         <w:jc w:val="both"/>
-      </w:pPr>
-      <w:r>
-        <w:t>La motivación de este proyecto es analizar y relacionar datos de diferentes páginas web</w:t>
-      </w:r>
-      <w:r>
-        <w:t xml:space="preserve"> con el </w:t>
-      </w:r>
-      <w:r>
-        <w:t xml:space="preserve">objetivo es entender mejor la situación actual del mercado laboral tecnológico en España. También </w:t>
-      </w:r>
-      <w:r>
-        <w:t>queremos</w:t>
-      </w:r>
-      <w:r>
-        <w:t xml:space="preserve"> ofrecer una visión más global del uso real de los lenguajes de programación a nivel internacional, enfocándose en aquellos que tienen más relevancia en el ámbito tecnológico.</w:t>
+        <w:rPr>
+          <w:sz w:val="22"/>
+          <w:szCs w:val="22"/>
+        </w:rPr>
+      </w:pPr>
+      <w:r>
+        <w:rPr>
+          <w:sz w:val="22"/>
+          <w:szCs w:val="22"/>
+        </w:rPr>
+        <w:t>La motivación de este proyecto es analizar y relacionar datos de diferentes páginas web con el objetivo es entender mejor la situación actual del mercado laboral tecnológico en España. También queremos ofrecer una visión más global del uso real de los lenguajes de programación a nivel internacional, enfocándose en aquellos que tienen más relevancia en el ámbito tecnológico.</w:t>
       </w:r>
     </w:p>
     <w:p>
@@ -151,17 +143,37 @@
         <w:pStyle w:val="NormalWeb"/>
         <w:ind w:left="567"/>
         <w:jc w:val="both"/>
-      </w:pPr>
-      <w:r>
+        <w:rPr>
+          <w:sz w:val="22"/>
+          <w:szCs w:val="22"/>
+        </w:rPr>
+      </w:pPr>
+      <w:r>
+        <w:rPr>
+          <w:sz w:val="22"/>
+          <w:szCs w:val="22"/>
+        </w:rPr>
         <w:t>El objetivo de este proyecto es relacionar la popularidad real de los lenguajes de programación con la demanda laboral actual y su uso real. Además, también tenemos como objetivo estudiar más a fondo el mercado laboral español para ver en qu</w:t>
       </w:r>
       <w:r>
+        <w:rPr>
+          <w:sz w:val="22"/>
+          <w:szCs w:val="22"/>
+        </w:rPr>
         <w:t>é</w:t>
       </w:r>
       <w:r>
+        <w:rPr>
+          <w:sz w:val="22"/>
+          <w:szCs w:val="22"/>
+        </w:rPr>
         <w:t xml:space="preserve"> ciudades hay más ofertas de trabajo y que empresas son las que ofrecen más puestos</w:t>
       </w:r>
       <w:r>
+        <w:rPr>
+          <w:sz w:val="22"/>
+          <w:szCs w:val="22"/>
+        </w:rPr>
         <w:t xml:space="preserve"> de trabajo.</w:t>
       </w:r>
     </w:p>
@@ -170,8 +182,16 @@
         <w:pStyle w:val="NormalWeb"/>
         <w:ind w:left="567"/>
         <w:jc w:val="both"/>
-      </w:pPr>
-      <w:r>
+        <w:rPr>
+          <w:sz w:val="22"/>
+          <w:szCs w:val="22"/>
+        </w:rPr>
+      </w:pPr>
+      <w:r>
+        <w:rPr>
+          <w:sz w:val="22"/>
+          <w:szCs w:val="22"/>
+        </w:rPr>
         <w:t>Los objetivos específicos son:</w:t>
       </w:r>
     </w:p>
@@ -183,8 +203,16 @@
           <w:numId w:val="3"/>
         </w:numPr>
         <w:jc w:val="both"/>
-      </w:pPr>
-      <w:r>
+        <w:rPr>
+          <w:sz w:val="22"/>
+          <w:szCs w:val="22"/>
+        </w:rPr>
+      </w:pPr>
+      <w:r>
+        <w:rPr>
+          <w:sz w:val="22"/>
+          <w:szCs w:val="22"/>
+        </w:rPr>
         <w:t>Obtener los lenguajes de programación más populares.</w:t>
       </w:r>
     </w:p>
@@ -196,8 +224,16 @@
           <w:numId w:val="3"/>
         </w:numPr>
         <w:jc w:val="both"/>
-      </w:pPr>
-      <w:r>
+        <w:rPr>
+          <w:sz w:val="22"/>
+          <w:szCs w:val="22"/>
+        </w:rPr>
+      </w:pPr>
+      <w:r>
+        <w:rPr>
+          <w:sz w:val="22"/>
+          <w:szCs w:val="22"/>
+        </w:rPr>
         <w:t>Analizar la demanda laboral de cada lenguaje de programación.</w:t>
       </w:r>
     </w:p>
@@ -209,8 +245,16 @@
           <w:numId w:val="3"/>
         </w:numPr>
         <w:jc w:val="both"/>
-      </w:pPr>
-      <w:r>
+        <w:rPr>
+          <w:sz w:val="22"/>
+          <w:szCs w:val="22"/>
+        </w:rPr>
+      </w:pPr>
+      <w:r>
+        <w:rPr>
+          <w:sz w:val="22"/>
+          <w:szCs w:val="22"/>
+        </w:rPr>
         <w:t>Estudiar el uso real de cada lenguaje en proyectos de código abierto.</w:t>
       </w:r>
     </w:p>
@@ -222,8 +266,16 @@
           <w:numId w:val="3"/>
         </w:numPr>
         <w:jc w:val="both"/>
-      </w:pPr>
-      <w:r>
+        <w:rPr>
+          <w:sz w:val="22"/>
+          <w:szCs w:val="22"/>
+        </w:rPr>
+      </w:pPr>
+      <w:r>
+        <w:rPr>
+          <w:sz w:val="22"/>
+          <w:szCs w:val="22"/>
+        </w:rPr>
         <w:t>Relacionar los datos obtenidos para extraer conclusiones relevantes sobre el mercado tecnológico.</w:t>
       </w:r>
     </w:p>
@@ -272,17 +324,24 @@
         <w:pStyle w:val="NormalWeb"/>
         <w:ind w:left="567"/>
         <w:jc w:val="both"/>
-      </w:pPr>
-      <w:r>
-        <w:t xml:space="preserve">Para la implementación del proyecto se han utilizado tres fuentes de datos distintas, empleando diferentes técnicas de web </w:t>
-      </w:r>
-      <w:proofErr w:type="spellStart"/>
-      <w:r>
-        <w:t>scraping</w:t>
-      </w:r>
-      <w:proofErr w:type="spellEnd"/>
-      <w:r>
-        <w:t xml:space="preserve"> vistas en clase.</w:t>
+        <w:rPr>
+          <w:sz w:val="22"/>
+          <w:szCs w:val="22"/>
+        </w:rPr>
+      </w:pPr>
+      <w:r>
+        <w:rPr>
+          <w:sz w:val="22"/>
+          <w:szCs w:val="22"/>
+        </w:rPr>
+        <w:t>Para la implementación del proyecto se han utilizado tres fuentes de datos distintas, empleando diferentes técnicas de web scraping vistas en clase.</w:t>
+      </w:r>
+      <w:r>
+        <w:rPr>
+          <w:sz w:val="22"/>
+          <w:szCs w:val="22"/>
+        </w:rPr>
+        <w:t xml:space="preserve"> Hemos creado 4 archivos Python, uno para cada web y el restante para el análisis de datos.</w:t>
       </w:r>
     </w:p>
     <w:p>
@@ -290,8 +349,16 @@
         <w:pStyle w:val="NormalWeb"/>
         <w:ind w:left="567"/>
         <w:jc w:val="both"/>
-      </w:pPr>
-      <w:r>
+        <w:rPr>
+          <w:sz w:val="22"/>
+          <w:szCs w:val="22"/>
+        </w:rPr>
+      </w:pPr>
+      <w:r>
+        <w:rPr>
+          <w:sz w:val="22"/>
+          <w:szCs w:val="22"/>
+        </w:rPr>
         <w:t>Las fuentes de datos que hemos utilizado han sido:</w:t>
       </w:r>
     </w:p>
@@ -303,67 +370,99 @@
           <w:numId w:val="3"/>
         </w:numPr>
         <w:jc w:val="both"/>
-      </w:pPr>
-      <w:r>
-        <w:t xml:space="preserve">TIOBE </w:t>
-      </w:r>
-      <w:proofErr w:type="spellStart"/>
-      <w:r>
-        <w:t>Index</w:t>
-      </w:r>
-      <w:proofErr w:type="spellEnd"/>
-      <w:r>
-        <w:t xml:space="preserve">: Es una web donde hay una tabla con los 20 lenguajes de programación más populares y se actualiza cada mes. Para este caso hemos </w:t>
-      </w:r>
-      <w:r>
-        <w:lastRenderedPageBreak/>
-        <w:t xml:space="preserve">utilizado </w:t>
-      </w:r>
-      <w:proofErr w:type="spellStart"/>
-      <w:r>
-        <w:t>request</w:t>
-      </w:r>
-      <w:r>
+        <w:rPr>
+          <w:sz w:val="22"/>
+          <w:szCs w:val="22"/>
+        </w:rPr>
+      </w:pPr>
+      <w:r>
+        <w:rPr>
+          <w:sz w:val="22"/>
+          <w:szCs w:val="22"/>
+        </w:rPr>
+        <w:t xml:space="preserve">TIOBE Index: Es una web donde hay una tabla con los 20 lenguajes de programación más populares y se actualiza cada mes. Para este caso hemos </w:t>
+      </w:r>
+      <w:r>
+        <w:rPr>
+          <w:sz w:val="22"/>
+          <w:szCs w:val="22"/>
+        </w:rPr>
+        <w:t>utilizado request</w:t>
+      </w:r>
+      <w:r>
+        <w:rPr>
+          <w:sz w:val="22"/>
+          <w:szCs w:val="22"/>
+        </w:rPr>
         <w:t>s</w:t>
       </w:r>
-      <w:proofErr w:type="spellEnd"/>
-      <w:r>
+      <w:r>
+        <w:rPr>
+          <w:sz w:val="22"/>
+          <w:szCs w:val="22"/>
+        </w:rPr>
         <w:t xml:space="preserve"> y </w:t>
       </w:r>
-      <w:proofErr w:type="spellStart"/>
-      <w:r>
-        <w:t>BeautifulSoup</w:t>
-      </w:r>
-      <w:proofErr w:type="spellEnd"/>
-      <w:r>
-        <w:t xml:space="preserve"> </w:t>
-      </w:r>
-      <w:r>
+      <w:r>
+        <w:rPr>
+          <w:sz w:val="22"/>
+          <w:szCs w:val="22"/>
+        </w:rPr>
+        <w:t xml:space="preserve">BeautifulSoup </w:t>
+      </w:r>
+      <w:r>
+        <w:rPr>
+          <w:sz w:val="22"/>
+          <w:szCs w:val="22"/>
+        </w:rPr>
         <w:t>para obtener los dato</w:t>
       </w:r>
       <w:r>
-        <w:t xml:space="preserve">s y se han guardado en un fichero </w:t>
-      </w:r>
-      <w:proofErr w:type="spellStart"/>
-      <w:r>
-        <w:t>csv</w:t>
-      </w:r>
-      <w:proofErr w:type="spellEnd"/>
-      <w:r>
-        <w:t xml:space="preserve"> </w:t>
-      </w:r>
-      <w:r>
+        <w:rPr>
+          <w:sz w:val="22"/>
+          <w:szCs w:val="22"/>
+        </w:rPr>
+        <w:t xml:space="preserve">s y se han guardado en un fichero csv </w:t>
+      </w:r>
+      <w:r>
+        <w:rPr>
+          <w:sz w:val="22"/>
+          <w:szCs w:val="22"/>
+        </w:rPr>
         <w:t xml:space="preserve">llamado </w:t>
       </w:r>
       <w:r>
         <w:rPr>
           <w:i/>
           <w:iCs/>
-        </w:rPr>
+          <w:sz w:val="22"/>
+          <w:szCs w:val="22"/>
+        </w:rPr>
+        <w:lastRenderedPageBreak/>
         <w:t>tiobe_lenguajes.csv</w:t>
       </w:r>
       <w:r>
+        <w:rPr>
+          <w:sz w:val="22"/>
+          <w:szCs w:val="22"/>
+        </w:rPr>
         <w:t>.</w:t>
+      </w:r>
+      <w:r>
+        <w:rPr>
+          <w:sz w:val="22"/>
+          <w:szCs w:val="22"/>
+        </w:rPr>
+        <w:t xml:space="preserve"> El archivo Python que contiene el código se llama </w:t>
+      </w:r>
+      <w:r>
+        <w:rPr>
+          <w:i/>
+          <w:iCs/>
+          <w:sz w:val="22"/>
+          <w:szCs w:val="22"/>
+        </w:rPr>
+        <w:t>TIOBE_scraper.py</w:t>
       </w:r>
     </w:p>
     <w:p>
@@ -381,71 +480,100 @@
           <w:numId w:val="3"/>
         </w:numPr>
         <w:jc w:val="both"/>
-      </w:pPr>
-      <w:proofErr w:type="spellStart"/>
-      <w:r>
-        <w:t>Adzuna</w:t>
-      </w:r>
-      <w:proofErr w:type="spellEnd"/>
-      <w:r>
-        <w:t xml:space="preserve"> (API REST): Se ha utilizado la API de </w:t>
-      </w:r>
-      <w:proofErr w:type="spellStart"/>
-      <w:r>
-        <w:t>Adzuna</w:t>
-      </w:r>
-      <w:proofErr w:type="spellEnd"/>
-      <w:r>
-        <w:t xml:space="preserve"> para obtener ofertas de empleo en España relacionadas con cada lenguaje de programación</w:t>
-      </w:r>
-      <w:r>
-        <w:t xml:space="preserve"> obtenido de la web TIOBE </w:t>
-      </w:r>
-      <w:proofErr w:type="spellStart"/>
-      <w:r>
-        <w:t>Index</w:t>
-      </w:r>
-      <w:proofErr w:type="spellEnd"/>
-      <w:r>
+        <w:rPr>
+          <w:sz w:val="22"/>
+          <w:szCs w:val="22"/>
+        </w:rPr>
+      </w:pPr>
+      <w:r>
+        <w:rPr>
+          <w:sz w:val="22"/>
+          <w:szCs w:val="22"/>
+        </w:rPr>
+        <w:t>Adzuna (API REST): Se ha utilizado la API de Adzuna para obtener ofertas de empleo en España relacionadas con cada lenguaje de programación</w:t>
+      </w:r>
+      <w:r>
+        <w:rPr>
+          <w:sz w:val="22"/>
+          <w:szCs w:val="22"/>
+        </w:rPr>
+        <w:t xml:space="preserve"> obtenido de la web TIOBE Index</w:t>
+      </w:r>
+      <w:r>
+        <w:rPr>
+          <w:sz w:val="22"/>
+          <w:szCs w:val="22"/>
+        </w:rPr>
         <w:t xml:space="preserve">. Se han extraído unas </w:t>
       </w:r>
       <w:r>
+        <w:rPr>
+          <w:sz w:val="22"/>
+          <w:szCs w:val="22"/>
+        </w:rPr>
         <w:t>15.526</w:t>
       </w:r>
       <w:r>
+        <w:rPr>
+          <w:sz w:val="22"/>
+          <w:szCs w:val="22"/>
+        </w:rPr>
         <w:t xml:space="preserve"> ofertas en total y cada oferta se compone del lenguaje de programación, el título de la oferta, la empresa, la ubicación y el salario (no siempre aparece). También, le hemos añadido a cada lenguaje el número total de ofertas. </w:t>
       </w:r>
       <w:r>
-        <w:t xml:space="preserve">Para esta API REST hemos utilizado la librería </w:t>
-      </w:r>
-      <w:proofErr w:type="spellStart"/>
-      <w:r>
-        <w:t>requests</w:t>
-      </w:r>
-      <w:proofErr w:type="spellEnd"/>
-      <w:r>
-        <w:t xml:space="preserve"> y hemos guardado los datos en un fichero </w:t>
-      </w:r>
-      <w:proofErr w:type="spellStart"/>
-      <w:r>
-        <w:t>csv</w:t>
-      </w:r>
-      <w:proofErr w:type="spellEnd"/>
-      <w:r>
-        <w:t xml:space="preserve"> </w:t>
-      </w:r>
-      <w:r>
+        <w:rPr>
+          <w:sz w:val="22"/>
+          <w:szCs w:val="22"/>
+        </w:rPr>
+        <w:t xml:space="preserve">Para esta API REST hemos utilizado la librería requests y hemos guardado los datos en un fichero csv </w:t>
+      </w:r>
+      <w:r>
+        <w:rPr>
+          <w:sz w:val="22"/>
+          <w:szCs w:val="22"/>
+        </w:rPr>
         <w:t xml:space="preserve">llamado </w:t>
       </w:r>
       <w:r>
         <w:rPr>
           <w:i/>
           <w:iCs/>
-        </w:rPr>
-        <w:t>adzuna_lenguajes.csv</w:t>
-      </w:r>
-      <w:r>
+          <w:sz w:val="22"/>
+          <w:szCs w:val="22"/>
+        </w:rPr>
+        <w:t>adzun</w:t>
+      </w:r>
+      <w:r>
+        <w:rPr>
+          <w:i/>
+          <w:iCs/>
+          <w:sz w:val="22"/>
+          <w:szCs w:val="22"/>
+        </w:rPr>
+        <w:t>a_lenguajes.csv</w:t>
+      </w:r>
+      <w:r>
+        <w:rPr>
+          <w:sz w:val="22"/>
+          <w:szCs w:val="22"/>
+        </w:rPr>
         <w:t>.</w:t>
+      </w:r>
+      <w:r>
+        <w:rPr>
+          <w:sz w:val="22"/>
+          <w:szCs w:val="22"/>
+        </w:rPr>
+        <w:t xml:space="preserve"> El archivo Python que contiene el código se llama </w:t>
+      </w:r>
+      <w:r>
+        <w:rPr>
+          <w:i/>
+          <w:iCs/>
+          <w:sz w:val="22"/>
+          <w:szCs w:val="22"/>
+        </w:rPr>
+        <w:t>API_Adzuna.py.</w:t>
       </w:r>
     </w:p>
     <w:p>
@@ -463,50 +591,96 @@
           <w:numId w:val="3"/>
         </w:numPr>
         <w:jc w:val="both"/>
-      </w:pPr>
-      <w:r>
+        <w:rPr>
+          <w:sz w:val="22"/>
+          <w:szCs w:val="22"/>
+        </w:rPr>
+      </w:pPr>
+      <w:r>
+        <w:rPr>
+          <w:sz w:val="22"/>
+          <w:szCs w:val="22"/>
+        </w:rPr>
         <w:t>GitHub API: Se ha utilizado la API de GitHub para obtener el número de repositorios públicos asociados a cada lenguaje</w:t>
       </w:r>
       <w:r>
-        <w:t xml:space="preserve"> de programación obtenido en de la web TIOBE </w:t>
-      </w:r>
-      <w:proofErr w:type="spellStart"/>
-      <w:r>
-        <w:t>Index</w:t>
-      </w:r>
-      <w:proofErr w:type="spellEnd"/>
-      <w:r>
+        <w:rPr>
+          <w:sz w:val="22"/>
+          <w:szCs w:val="22"/>
+        </w:rPr>
+        <w:t xml:space="preserve"> de programación obtenido en de la web TIOBE Index</w:t>
+      </w:r>
+      <w:r>
+        <w:rPr>
+          <w:sz w:val="22"/>
+          <w:szCs w:val="22"/>
+        </w:rPr>
         <w:t>, representando el uso real de cada lenguaje de programación en proyectos de desarrollo.</w:t>
       </w:r>
       <w:r>
-        <w:t xml:space="preserve"> En este caso se ha utilizado también la librería </w:t>
-      </w:r>
-      <w:proofErr w:type="spellStart"/>
-      <w:r>
-        <w:t>request</w:t>
-      </w:r>
-      <w:r>
+        <w:rPr>
+          <w:sz w:val="22"/>
+          <w:szCs w:val="22"/>
+        </w:rPr>
+        <w:t xml:space="preserve"> En este caso se ha utilizado también la librería request</w:t>
+      </w:r>
+      <w:r>
+        <w:rPr>
+          <w:sz w:val="22"/>
+          <w:szCs w:val="22"/>
+        </w:rPr>
         <w:t>s</w:t>
       </w:r>
-      <w:proofErr w:type="spellEnd"/>
-      <w:r>
-        <w:t xml:space="preserve"> y hemos guardado los datos en un </w:t>
-      </w:r>
-      <w:proofErr w:type="spellStart"/>
-      <w:r>
-        <w:t>csv</w:t>
-      </w:r>
-      <w:proofErr w:type="spellEnd"/>
-      <w:r>
-        <w:t xml:space="preserve"> llamado </w:t>
+      <w:r>
+        <w:rPr>
+          <w:sz w:val="22"/>
+          <w:szCs w:val="22"/>
+        </w:rPr>
+        <w:t xml:space="preserve"> y hemos guardado los datos en un csv llamado </w:t>
       </w:r>
       <w:r>
         <w:rPr>
           <w:i/>
           <w:iCs/>
+          <w:sz w:val="22"/>
+          <w:szCs w:val="22"/>
         </w:rPr>
         <w:t>github_stats.csv.</w:t>
       </w:r>
+      <w:r>
+        <w:rPr>
+          <w:i/>
+          <w:iCs/>
+          <w:sz w:val="22"/>
+          <w:szCs w:val="22"/>
+        </w:rPr>
+        <w:t xml:space="preserve"> </w:t>
+      </w:r>
+      <w:r>
+        <w:rPr>
+          <w:sz w:val="22"/>
+          <w:szCs w:val="22"/>
+        </w:rPr>
+        <w:t xml:space="preserve">El archivo Python que contiene el código se llama </w:t>
+      </w:r>
+      <w:r>
+        <w:rPr>
+          <w:i/>
+          <w:iCs/>
+          <w:sz w:val="22"/>
+          <w:szCs w:val="22"/>
+        </w:rPr>
+        <w:t>API_GitHub.py</w:t>
+      </w:r>
+      <w:r>
+        <w:rPr>
+          <w:i/>
+          <w:iCs/>
+          <w:sz w:val="22"/>
+          <w:szCs w:val="22"/>
+        </w:rPr>
+        <w:t>.</w:t>
+      </w:r>
     </w:p>
     <w:p>
       <w:pPr>
@@ -520,38 +694,100 @@
         <w:pStyle w:val="NormalWeb"/>
         <w:ind w:left="567"/>
         <w:jc w:val="both"/>
-      </w:pPr>
-      <w:r>
+        <w:rPr>
+          <w:sz w:val="22"/>
+          <w:szCs w:val="22"/>
+        </w:rPr>
+      </w:pPr>
+      <w:r>
+        <w:rPr>
+          <w:sz w:val="22"/>
+          <w:szCs w:val="22"/>
+        </w:rPr>
         <w:t>Para todos los datos que</w:t>
       </w:r>
       <w:r>
+        <w:rPr>
+          <w:sz w:val="22"/>
+          <w:szCs w:val="22"/>
+        </w:rPr>
         <w:t xml:space="preserve"> </w:t>
       </w:r>
       <w:r>
+        <w:rPr>
+          <w:sz w:val="22"/>
+          <w:szCs w:val="22"/>
+        </w:rPr>
         <w:t>obtenido</w:t>
       </w:r>
       <w:r>
+        <w:rPr>
+          <w:sz w:val="22"/>
+          <w:szCs w:val="22"/>
+        </w:rPr>
         <w:t>s</w:t>
       </w:r>
       <w:r>
+        <w:rPr>
+          <w:sz w:val="22"/>
+          <w:szCs w:val="22"/>
+        </w:rPr>
         <w:t xml:space="preserve"> hemos utilizado para su tratamiento, limpieza y transformado</w:t>
       </w:r>
       <w:r>
+        <w:rPr>
+          <w:sz w:val="22"/>
+          <w:szCs w:val="22"/>
+        </w:rPr>
         <w:t>, la librería Pandas de Python. Posteriormente se han relacionado los datos en un fichero de análisis</w:t>
       </w:r>
       <w:r>
+        <w:rPr>
+          <w:sz w:val="22"/>
+          <w:szCs w:val="22"/>
+        </w:rPr>
         <w:t>. Además, también hemos utilizado la librería time para dejar tiempo entre peticiones y así no sobrecargar la web</w:t>
       </w:r>
       <w:r>
-        <w:t xml:space="preserve"> y la librería </w:t>
-      </w:r>
-      <w:proofErr w:type="spellStart"/>
-      <w:r>
-        <w:t>matplotlib</w:t>
-      </w:r>
-      <w:proofErr w:type="spellEnd"/>
-      <w:r>
-        <w:t xml:space="preserve"> para realizar los gráficos del análisis.</w:t>
+        <w:rPr>
+          <w:sz w:val="22"/>
+          <w:szCs w:val="22"/>
+        </w:rPr>
+        <w:t xml:space="preserve"> y la librería matplotlib para realizar los gráficos del análisis.</w:t>
+      </w:r>
+    </w:p>
+    <w:p>
+      <w:pPr>
+        <w:pStyle w:val="NormalWeb"/>
+        <w:ind w:left="567"/>
+        <w:jc w:val="both"/>
+        <w:rPr>
+          <w:sz w:val="22"/>
+          <w:szCs w:val="22"/>
+        </w:rPr>
+      </w:pPr>
+      <w:r>
+        <w:rPr>
+          <w:sz w:val="22"/>
+          <w:szCs w:val="22"/>
+        </w:rPr>
+        <w:t xml:space="preserve">Finalmente, se ha creado un archivo </w:t>
+      </w:r>
+      <w:r>
+        <w:rPr>
+          <w:i/>
+          <w:iCs/>
+          <w:sz w:val="22"/>
+          <w:szCs w:val="22"/>
+        </w:rPr>
+        <w:t xml:space="preserve">analisis.py </w:t>
+      </w:r>
+      <w:r>
+        <w:rPr>
+          <w:sz w:val="22"/>
+          <w:szCs w:val="22"/>
+        </w:rPr>
+        <w:t>donde se ha hecho el análisis de datos relacionando los tres ficheros csv, donde se han creado graficas para visualizar los resultados.</w:t>
       </w:r>
     </w:p>
     <w:p>
@@ -590,8 +826,16 @@
         <w:pStyle w:val="NormalWeb"/>
         <w:ind w:left="567"/>
         <w:jc w:val="both"/>
-      </w:pPr>
-      <w:r>
+        <w:rPr>
+          <w:sz w:val="22"/>
+          <w:szCs w:val="22"/>
+        </w:rPr>
+      </w:pPr>
+      <w:r>
+        <w:rPr>
+          <w:sz w:val="22"/>
+          <w:szCs w:val="22"/>
+        </w:rPr>
         <w:t>A partir del análisis de los datos obtenidos se han extraído las siguientes conclusiones:</w:t>
       </w:r>
     </w:p>
@@ -603,8 +847,16 @@
           <w:numId w:val="4"/>
         </w:numPr>
         <w:jc w:val="both"/>
-      </w:pPr>
-      <w:r>
+        <w:rPr>
+          <w:sz w:val="22"/>
+          <w:szCs w:val="22"/>
+        </w:rPr>
+      </w:pPr>
+      <w:r>
+        <w:rPr>
+          <w:sz w:val="22"/>
+          <w:szCs w:val="22"/>
+        </w:rPr>
         <w:t>No siempre los lenguajes más populares según TIOBE son los que tienen mayor demanda laboral.</w:t>
       </w:r>
     </w:p>
@@ -616,9 +868,24 @@
           <w:numId w:val="4"/>
         </w:numPr>
         <w:jc w:val="both"/>
-      </w:pPr>
-      <w:r>
-        <w:t>Algunos lenguajes con menor popularidad presentan una alta demanda en ofertas de empleo.</w:t>
+        <w:rPr>
+          <w:sz w:val="22"/>
+          <w:szCs w:val="22"/>
+        </w:rPr>
+      </w:pPr>
+      <w:r>
+        <w:rPr>
+          <w:sz w:val="22"/>
+          <w:szCs w:val="22"/>
+        </w:rPr>
+        <w:t>No siempre los lenguajes más populares según TIOBE son los que tienen mayor uso en proyectos.</w:t>
+      </w:r>
+      <w:r>
+        <w:rPr>
+          <w:sz w:val="22"/>
+          <w:szCs w:val="22"/>
+        </w:rPr>
+        <w:t xml:space="preserve"> </w:t>
       </w:r>
     </w:p>
     <w:p>
@@ -629,14 +896,30 @@
           <w:numId w:val="4"/>
         </w:numPr>
         <w:jc w:val="both"/>
-      </w:pPr>
-      <w:r>
+        <w:rPr>
+          <w:sz w:val="22"/>
+          <w:szCs w:val="22"/>
+        </w:rPr>
+      </w:pPr>
+      <w:r>
+        <w:rPr>
+          <w:sz w:val="22"/>
+          <w:szCs w:val="22"/>
+        </w:rPr>
         <w:t>Las ciudades con mayor n</w:t>
       </w:r>
       <w:r>
+        <w:rPr>
+          <w:sz w:val="22"/>
+          <w:szCs w:val="22"/>
+        </w:rPr>
         <w:t>ú</w:t>
       </w:r>
       <w:r>
+        <w:rPr>
+          <w:sz w:val="22"/>
+          <w:szCs w:val="22"/>
+        </w:rPr>
         <w:t>mero de ofertas se concentran en grandes núcleos urbanos.</w:t>
       </w:r>
     </w:p>
@@ -648,8 +931,16 @@
           <w:numId w:val="4"/>
         </w:numPr>
         <w:jc w:val="both"/>
-      </w:pPr>
-      <w:r>
+        <w:rPr>
+          <w:sz w:val="22"/>
+          <w:szCs w:val="22"/>
+        </w:rPr>
+      </w:pPr>
+      <w:r>
+        <w:rPr>
+          <w:sz w:val="22"/>
+          <w:szCs w:val="22"/>
+        </w:rPr>
         <w:t>Las empresas con más ofertas se encuentran en la comunidad de Madrid y son empresas internacionales.</w:t>
       </w:r>
     </w:p>
@@ -661,9 +952,31 @@
           <w:numId w:val="4"/>
         </w:numPr>
         <w:jc w:val="both"/>
-      </w:pPr>
-      <w:r>
-        <w:t>Python es, sin duda, el rey de los lenguajes de programación.</w:t>
+        <w:rPr>
+          <w:sz w:val="22"/>
+          <w:szCs w:val="22"/>
+        </w:rPr>
+      </w:pPr>
+      <w:r>
+        <w:rPr>
+          <w:sz w:val="22"/>
+          <w:szCs w:val="22"/>
+        </w:rPr>
+        <w:t xml:space="preserve">Los lenguajes de programación más versátiles y rentables son </w:t>
+      </w:r>
+      <w:r>
+        <w:rPr>
+          <w:sz w:val="22"/>
+          <w:szCs w:val="22"/>
+        </w:rPr>
+        <w:t>Java, JavaScript, Python, C# y C++</w:t>
+      </w:r>
+      <w:r>
+        <w:rPr>
+          <w:sz w:val="22"/>
+          <w:szCs w:val="22"/>
+        </w:rPr>
+        <w:t>.</w:t>
       </w:r>
     </w:p>
     <w:sectPr>

--- a/Memoria.docx
+++ b/Memoria.docx
@@ -941,7 +941,14 @@
           <w:sz w:val="22"/>
           <w:szCs w:val="22"/>
         </w:rPr>
-        <w:t>Las empresas con más ofertas se encuentran en la comunidad de Madrid y son empresas internacionales.</w:t>
+        <w:t>Las empresas con más ofert</w:t>
+      </w:r>
+      <w:r>
+        <w:rPr>
+          <w:sz w:val="22"/>
+          <w:szCs w:val="22"/>
+        </w:rPr>
+        <w:t>as de trabajo en el mercado son internacionales.</w:t>
       </w:r>
     </w:p>
     <w:p>
